--- a/arb/docx/25.content.docx
+++ b/arb/docx/25.content.docx
@@ -9,6 +9,8 @@
       </w:pPr>
       <w:r>
         <w:rPr>
+          <w:rtl/>
+          <w:cs/>
           <w:lang w:val="ar_AE" w:bidi="ar_AE"/>
         </w:rPr>
       </w:r>
@@ -20,12 +22,16 @@
       </w:pPr>
       <w:r>
         <w:rPr>
+          <w:rtl/>
+          <w:cs/>
           <w:lang w:val="ar_AE" w:bidi="ar_AE"/>
         </w:rPr>
         <w:t>Resource: Biblica Study Notes</w:t>
       </w:r>
       <w:r>
         <w:rPr>
+          <w:rtl/>
+          <w:cs/>
           <w:lang w:val="ar_AE" w:bidi="ar_AE"/>
         </w:rPr>
       </w:r>
@@ -36,53 +42,71 @@
       </w:pPr>
       <w:r>
         <w:rPr>
+          <w:rtl/>
+          <w:cs/>
           <w:lang w:val="ar_AE" w:bidi="ar_AE"/>
         </w:rPr>
       </w:r>
       <w:r>
         <w:rPr>
           <w:b/>
+          <w:rtl/>
+          <w:cs/>
           <w:lang w:val="ar_AE" w:bidi="ar_AE"/>
         </w:rPr>
         <w:t>Biblica Study Notes (Book Intros)</w:t>
       </w:r>
       <w:r>
         <w:rPr>
+          <w:rtl/>
+          <w:cs/>
           <w:lang w:val="ar_AE" w:bidi="ar_AE"/>
         </w:rPr>
         <w:t xml:space="preserve"> © 2023 Biblica Inc. Released under CC BY-SA 4.0 license. </w:t>
       </w:r>
       <w:r>
         <w:rPr>
+          <w:rtl/>
+          <w:cs/>
           <w:lang w:val="ar_AE" w:bidi="ar_AE"/>
         </w:rPr>
         <w:t>Biblica Study Notes</w:t>
       </w:r>
       <w:r>
         <w:rPr>
+          <w:rtl/>
+          <w:cs/>
           <w:lang w:val="ar_AE" w:bidi="ar_AE"/>
         </w:rPr>
         <w:t xml:space="preserve"> has been adapted in the following languages: Tok Pisin, Arabic (عربي), French (Français), Hindi (हिंदी), Indonesian (Bahasa Indonesia), Portuguese (Português), Russian (Русский), Spanish (Español), Swahili (Kiswahili), and Simplified Chinese (简体中文)from </w:t>
       </w:r>
       <w:r>
         <w:rPr>
+          <w:rtl/>
+          <w:cs/>
           <w:lang w:val="ar_AE" w:bidi="ar_AE"/>
         </w:rPr>
         <w:t>Biblica Study Notes</w:t>
       </w:r>
       <w:r>
         <w:rPr>
+          <w:rtl/>
+          <w:cs/>
           <w:lang w:val="ar_AE" w:bidi="ar_AE"/>
         </w:rPr>
         <w:t xml:space="preserve"> © 2023 Biblica Inc. Released under CC BY-SA 4.0 license by Mission Mutual</w:t>
       </w:r>
       <w:r>
         <w:rPr>
-          <w:lang w:val="ar_AE" w:bidi="ar_AE"/>
-        </w:rPr>
-      </w:r>
-      <w:r>
-        <w:rPr>
+          <w:rtl/>
+          <w:cs/>
+          <w:lang w:val="ar_AE" w:bidi="ar_AE"/>
+        </w:rPr>
+      </w:r>
+      <w:r>
+        <w:rPr>
+          <w:rtl/>
+          <w:cs/>
           <w:lang w:val="ar_AE" w:bidi="ar_AE"/>
         </w:rPr>
       </w:r>
@@ -94,6 +118,8 @@
       </w:pPr>
       <w:r>
         <w:rPr>
+          <w:rtl/>
+          <w:cs/>
           <w:lang w:val="ar_AE" w:bidi="ar_AE"/>
         </w:rPr>
         <w:t>Biblica Study Notes</w:t>
@@ -123,6 +149,8 @@
       </w:pPr>
       <w:r>
         <w:rPr>
+          <w:rtl/>
+          <w:cs/>
           <w:lang w:val="ar_AE" w:bidi="ar_AE"/>
         </w:rPr>
       </w:r>
@@ -134,12 +162,16 @@
       </w:pPr>
       <w:r>
         <w:rPr>
+          <w:rtl/>
+          <w:cs/>
           <w:lang w:val="ar_AE" w:bidi="ar_AE"/>
         </w:rPr>
         <w:t>LAM</w:t>
       </w:r>
       <w:r>
         <w:rPr>
+          <w:rtl/>
+          <w:cs/>
           <w:lang w:val="ar_AE" w:bidi="ar_AE"/>
         </w:rPr>
       </w:r>
@@ -150,22 +182,30 @@
       </w:pPr>
       <w:r>
         <w:rPr>
-          <w:lang w:val="ar_AE" w:bidi="ar_AE"/>
-        </w:rPr>
-      </w:r>
-      <w:r>
-        <w:rPr>
+          <w:rtl/>
+          <w:cs/>
+          <w:lang w:val="ar_AE" w:bidi="ar_AE"/>
+        </w:rPr>
+      </w:r>
+      <w:r>
+        <w:rPr>
+          <w:rtl/>
+          <w:cs/>
           <w:lang w:val="ar_AE" w:bidi="ar_AE"/>
         </w:rPr>
         <w:t xml:space="preserve"> </w:t>
       </w:r>
       <w:r>
         <w:rPr>
-          <w:lang w:val="ar_AE" w:bidi="ar_AE"/>
-        </w:rPr>
-      </w:r>
-      <w:r>
-        <w:rPr>
+          <w:rtl/>
+          <w:cs/>
+          <w:lang w:val="ar_AE" w:bidi="ar_AE"/>
+        </w:rPr>
+      </w:r>
+      <w:r>
+        <w:rPr>
+          <w:rtl/>
+          <w:cs/>
           <w:lang w:val="ar_AE" w:bidi="ar_AE"/>
         </w:rPr>
       </w:r>
@@ -191,6 +231,8 @@
       </w:pPr>
       <w:r>
         <w:rPr>
+          <w:rtl/>
+          <w:cs/>
           <w:lang w:val="ar_AE" w:bidi="ar_AE"/>
         </w:rPr>
       </w:r>
@@ -202,12 +244,16 @@
       </w:pPr>
       <w:r>
         <w:rPr>
+          <w:rtl/>
+          <w:cs/>
           <w:lang w:val="ar_AE" w:bidi="ar_AE"/>
         </w:rPr>
         <w:t>مراثي إرميا</w:t>
       </w:r>
       <w:r>
         <w:rPr>
+          <w:rtl/>
+          <w:cs/>
           <w:lang w:val="ar_AE" w:bidi="ar_AE"/>
         </w:rPr>
       </w:r>
@@ -218,12 +264,16 @@
       </w:pPr>
       <w:r>
         <w:rPr>
+          <w:rtl/>
+          <w:cs/>
           <w:lang w:val="ar_AE" w:bidi="ar_AE"/>
         </w:rPr>
       </w:r>
       <w:r>
         <w:rPr>
           <w:b/>
+          <w:rtl/>
+          <w:cs/>
           <w:lang w:val="ar_AE" w:bidi="ar_AE"/>
         </w:rPr>
         <w:t>ما هو سفر مراثي إرميا؟</w:t>
@@ -238,11 +288,15 @@
       </w:pPr>
       <w:r>
         <w:rPr>
-          <w:lang w:val="ar_AE" w:bidi="ar_AE"/>
-        </w:rPr>
-      </w:r>
-      <w:r>
-        <w:rPr>
+          <w:rtl/>
+          <w:cs/>
+          <w:lang w:val="ar_AE" w:bidi="ar_AE"/>
+        </w:rPr>
+      </w:r>
+      <w:r>
+        <w:rPr>
+          <w:rtl/>
+          <w:cs/>
           <w:lang w:val="ar_AE" w:bidi="ar_AE"/>
         </w:rPr>
         <w:t>مراثي إرميا هو سفر من أسفار الأنبياء في إسرائيل.</w:t>
@@ -257,11 +311,15 @@
       </w:pPr>
       <w:r>
         <w:rPr>
-          <w:lang w:val="ar_AE" w:bidi="ar_AE"/>
-        </w:rPr>
-      </w:r>
-      <w:r>
-        <w:rPr>
+          <w:rtl/>
+          <w:cs/>
+          <w:lang w:val="ar_AE" w:bidi="ar_AE"/>
+        </w:rPr>
+      </w:r>
+      <w:r>
+        <w:rPr>
+          <w:rtl/>
+          <w:cs/>
           <w:lang w:val="ar_AE" w:bidi="ar_AE"/>
         </w:rPr>
         <w:t>الرثاء هو أغنية أو قصيدة أو صلاة أو طريقة للتحدث عن شيء حزين. وكتاب المراثي هو مجموعة من خمس قصائد. كل إصحاح هو قصيدة تتحدث عن أشياء حزينة للغاية. لهذا السبب يُسمى السفر بالمراثي.</w:t>
@@ -276,11 +334,15 @@
       </w:pPr>
       <w:r>
         <w:rPr>
-          <w:lang w:val="ar_AE" w:bidi="ar_AE"/>
-        </w:rPr>
-      </w:r>
-      <w:r>
-        <w:rPr>
+          <w:rtl/>
+          <w:cs/>
+          <w:lang w:val="ar_AE" w:bidi="ar_AE"/>
+        </w:rPr>
+      </w:r>
+      <w:r>
+        <w:rPr>
+          <w:rtl/>
+          <w:cs/>
           <w:lang w:val="ar_AE" w:bidi="ar_AE"/>
         </w:rPr>
         <w:t>الأشياء الحزينة التي تتحدث عنها هذه القصائد حدثت عندما هاجمت جيوش بابل أورشليم. وقد استمر هذا الهجوم لعدة سنوات. وانتهى عندما دمر البابليون أورشليم والهيكل. حدث ذلك في سنة 586 قبل الميلاد.</w:t>
@@ -295,11 +357,15 @@
       </w:pPr>
       <w:r>
         <w:rPr>
-          <w:lang w:val="ar_AE" w:bidi="ar_AE"/>
-        </w:rPr>
-      </w:r>
-      <w:r>
-        <w:rPr>
+          <w:rtl/>
+          <w:cs/>
+          <w:lang w:val="ar_AE" w:bidi="ar_AE"/>
+        </w:rPr>
+      </w:r>
+      <w:r>
+        <w:rPr>
+          <w:rtl/>
+          <w:cs/>
           <w:lang w:val="ar_AE" w:bidi="ar_AE"/>
         </w:rPr>
         <w:t>يُعتقد أن إرميا هو من قد كتب هذه القصائد.</w:t>
@@ -311,12 +377,16 @@
       </w:pPr>
       <w:r>
         <w:rPr>
+          <w:rtl/>
+          <w:cs/>
           <w:lang w:val="ar_AE" w:bidi="ar_AE"/>
         </w:rPr>
       </w:r>
       <w:r>
         <w:rPr>
           <w:b/>
+          <w:rtl/>
+          <w:cs/>
           <w:lang w:val="ar_AE" w:bidi="ar_AE"/>
         </w:rPr>
         <w:t>لمن كُتب هذا السفر؟</w:t>
@@ -331,11 +401,15 @@
       </w:pPr>
       <w:r>
         <w:rPr>
-          <w:lang w:val="ar_AE" w:bidi="ar_AE"/>
-        </w:rPr>
-      </w:r>
-      <w:r>
-        <w:rPr>
+          <w:rtl/>
+          <w:cs/>
+          <w:lang w:val="ar_AE" w:bidi="ar_AE"/>
+        </w:rPr>
+      </w:r>
+      <w:r>
+        <w:rPr>
+          <w:rtl/>
+          <w:cs/>
           <w:lang w:val="ar_AE" w:bidi="ar_AE"/>
         </w:rPr>
         <w:t>لأهل المملكة الجنوبية الذين كانوا حزانى بسبب تدمير أورشليم. وقد استمر بعضهم في العيش في يهوذا والأمم المحيطة بها. بينما أُجبر آخرون على العيش في بابل.</w:t>
@@ -347,12 +421,16 @@
       </w:pPr>
       <w:r>
         <w:rPr>
+          <w:rtl/>
+          <w:cs/>
           <w:lang w:val="ar_AE" w:bidi="ar_AE"/>
         </w:rPr>
       </w:r>
       <w:r>
         <w:rPr>
           <w:b/>
+          <w:rtl/>
+          <w:cs/>
           <w:lang w:val="ar_AE" w:bidi="ar_AE"/>
         </w:rPr>
         <w:t>لماذا كُتب سفر مراثي إرميا؟</w:t>
@@ -367,11 +445,15 @@
       </w:pPr>
       <w:r>
         <w:rPr>
-          <w:lang w:val="ar_AE" w:bidi="ar_AE"/>
-        </w:rPr>
-      </w:r>
-      <w:r>
-        <w:rPr>
+          <w:rtl/>
+          <w:cs/>
+          <w:lang w:val="ar_AE" w:bidi="ar_AE"/>
+        </w:rPr>
+      </w:r>
+      <w:r>
+        <w:rPr>
+          <w:rtl/>
+          <w:cs/>
           <w:lang w:val="ar_AE" w:bidi="ar_AE"/>
         </w:rPr>
         <w:t>للحديث بصدق عما شعر به سكان المملكة الجنوبية. فقد كانوا يعانون. وشعروا بالحزن والارتباك والغضب والوحدة والخجل.</w:t>
@@ -386,11 +468,15 @@
       </w:pPr>
       <w:r>
         <w:rPr>
-          <w:lang w:val="ar_AE" w:bidi="ar_AE"/>
-        </w:rPr>
-      </w:r>
-      <w:r>
-        <w:rPr>
+          <w:rtl/>
+          <w:cs/>
+          <w:lang w:val="ar_AE" w:bidi="ar_AE"/>
+        </w:rPr>
+      </w:r>
+      <w:r>
+        <w:rPr>
+          <w:rtl/>
+          <w:cs/>
           <w:lang w:val="ar_AE" w:bidi="ar_AE"/>
         </w:rPr>
         <w:t>لتشجيعهم على الاعتراف بأنهم قد أخطأوا ضد الله.</w:t>
@@ -405,11 +491,15 @@
       </w:pPr>
       <w:r>
         <w:rPr>
-          <w:lang w:val="ar_AE" w:bidi="ar_AE"/>
-        </w:rPr>
-      </w:r>
-      <w:r>
-        <w:rPr>
+          <w:rtl/>
+          <w:cs/>
+          <w:lang w:val="ar_AE" w:bidi="ar_AE"/>
+        </w:rPr>
+      </w:r>
+      <w:r>
+        <w:rPr>
+          <w:rtl/>
+          <w:cs/>
           <w:lang w:val="ar_AE" w:bidi="ar_AE"/>
         </w:rPr>
         <w:t>لتذكيرهم بأن الله يجلب الدينونة ضد الخطية.</w:t>
@@ -424,11 +514,15 @@
       </w:pPr>
       <w:r>
         <w:rPr>
-          <w:lang w:val="ar_AE" w:bidi="ar_AE"/>
-        </w:rPr>
-      </w:r>
-      <w:r>
-        <w:rPr>
+          <w:rtl/>
+          <w:cs/>
+          <w:lang w:val="ar_AE" w:bidi="ar_AE"/>
+        </w:rPr>
+      </w:r>
+      <w:r>
+        <w:rPr>
+          <w:rtl/>
+          <w:cs/>
           <w:lang w:val="ar_AE" w:bidi="ar_AE"/>
         </w:rPr>
         <w:t>لتذكيرهم بأن الله كان ملتزمًا تمامًا تجاههم. فلم تنتهِ محبته الأمينة لهم حتى بعد تدمير أورشليم.</w:t>
@@ -440,12 +534,16 @@
       </w:pPr>
       <w:r>
         <w:rPr>
+          <w:rtl/>
+          <w:cs/>
           <w:lang w:val="ar_AE" w:bidi="ar_AE"/>
         </w:rPr>
       </w:r>
       <w:r>
         <w:rPr>
           <w:b/>
+          <w:rtl/>
+          <w:cs/>
           <w:lang w:val="ar_AE" w:bidi="ar_AE"/>
         </w:rPr>
         <w:t>الأفكار الرئيسية</w:t>
@@ -460,11 +558,15 @@
       </w:pPr>
       <w:r>
         <w:rPr>
-          <w:lang w:val="ar_AE" w:bidi="ar_AE"/>
-        </w:rPr>
-      </w:r>
-      <w:r>
-        <w:rPr>
+          <w:rtl/>
+          <w:cs/>
+          <w:lang w:val="ar_AE" w:bidi="ar_AE"/>
+        </w:rPr>
+      </w:r>
+      <w:r>
+        <w:rPr>
+          <w:rtl/>
+          <w:cs/>
           <w:lang w:val="ar_AE" w:bidi="ar_AE"/>
         </w:rPr>
         <w:t>شعب الله صادقون مع الله. فهم يُصَلّون له بشأن كل ما يشعرون به.</w:t>
@@ -479,11 +581,15 @@
       </w:pPr>
       <w:r>
         <w:rPr>
-          <w:lang w:val="ar_AE" w:bidi="ar_AE"/>
-        </w:rPr>
-      </w:r>
-      <w:r>
-        <w:rPr>
+          <w:rtl/>
+          <w:cs/>
+          <w:lang w:val="ar_AE" w:bidi="ar_AE"/>
+        </w:rPr>
+      </w:r>
+      <w:r>
+        <w:rPr>
+          <w:rtl/>
+          <w:cs/>
           <w:lang w:val="ar_AE" w:bidi="ar_AE"/>
         </w:rPr>
         <w:t>الله غاضب من الشر والخطية. لذلك يجلب القضاء ضد الأشخاص الذين يرفضون التوقف عن القيام بالأعمال الشريرة.</w:t>
@@ -498,11 +604,15 @@
       </w:pPr>
       <w:r>
         <w:rPr>
-          <w:lang w:val="ar_AE" w:bidi="ar_AE"/>
-        </w:rPr>
-      </w:r>
-      <w:r>
-        <w:rPr>
+          <w:rtl/>
+          <w:cs/>
+          <w:lang w:val="ar_AE" w:bidi="ar_AE"/>
+        </w:rPr>
+      </w:r>
+      <w:r>
+        <w:rPr>
+          <w:rtl/>
+          <w:cs/>
           <w:lang w:val="ar_AE" w:bidi="ar_AE"/>
         </w:rPr>
         <w:t>المعاناة مؤلمة للغاية.</w:t>
@@ -517,11 +627,15 @@
       </w:pPr>
       <w:r>
         <w:rPr>
-          <w:lang w:val="ar_AE" w:bidi="ar_AE"/>
-        </w:rPr>
-      </w:r>
-      <w:r>
-        <w:rPr>
+          <w:rtl/>
+          <w:cs/>
+          <w:lang w:val="ar_AE" w:bidi="ar_AE"/>
+        </w:rPr>
+      </w:r>
+      <w:r>
+        <w:rPr>
+          <w:rtl/>
+          <w:cs/>
           <w:lang w:val="ar_AE" w:bidi="ar_AE"/>
         </w:rPr>
         <w:t>محبة الله الأمينة هي ما تُعطي شعبه الرجاء.</w:t>
@@ -533,12 +647,16 @@
       </w:pPr>
       <w:r>
         <w:rPr>
+          <w:rtl/>
+          <w:cs/>
           <w:lang w:val="ar_AE" w:bidi="ar_AE"/>
         </w:rPr>
       </w:r>
       <w:r>
         <w:rPr>
           <w:b/>
+          <w:rtl/>
+          <w:cs/>
           <w:lang w:val="ar_AE" w:bidi="ar_AE"/>
         </w:rPr>
         <w:t>مخطط السفر</w:t>
@@ -550,12 +668,16 @@
       </w:pPr>
       <w:r>
         <w:rPr>
+          <w:rtl/>
+          <w:cs/>
           <w:lang w:val="ar_AE" w:bidi="ar_AE"/>
         </w:rPr>
       </w:r>
       <w:r>
         <w:rPr>
           <w:b/>
+          <w:rtl/>
+          <w:cs/>
           <w:lang w:val="ar_AE" w:bidi="ar_AE"/>
         </w:rPr>
         <w:t>أورشليم مثل امرأة تبكي (1).</w:t>
@@ -567,12 +689,16 @@
       </w:pPr>
       <w:r>
         <w:rPr>
+          <w:rtl/>
+          <w:cs/>
           <w:lang w:val="ar_AE" w:bidi="ar_AE"/>
         </w:rPr>
       </w:r>
       <w:r>
         <w:rPr>
           <w:b/>
+          <w:rtl/>
+          <w:cs/>
           <w:lang w:val="ar_AE" w:bidi="ar_AE"/>
         </w:rPr>
         <w:t>غضب الله (2).</w:t>
@@ -584,12 +710,16 @@
       </w:pPr>
       <w:r>
         <w:rPr>
+          <w:rtl/>
+          <w:cs/>
           <w:lang w:val="ar_AE" w:bidi="ar_AE"/>
         </w:rPr>
       </w:r>
       <w:r>
         <w:rPr>
           <w:b/>
+          <w:rtl/>
+          <w:cs/>
           <w:lang w:val="ar_AE" w:bidi="ar_AE"/>
         </w:rPr>
         <w:t>الرجاء يأتي من محبة الله الأمينة (3).</w:t>
@@ -601,12 +731,16 @@
       </w:pPr>
       <w:r>
         <w:rPr>
+          <w:rtl/>
+          <w:cs/>
           <w:lang w:val="ar_AE" w:bidi="ar_AE"/>
         </w:rPr>
       </w:r>
       <w:r>
         <w:rPr>
           <w:b/>
+          <w:rtl/>
+          <w:cs/>
           <w:lang w:val="ar_AE" w:bidi="ar_AE"/>
         </w:rPr>
         <w:t>مقارنة أورشليم بكيف كانت المدينة في السابق (4).</w:t>
@@ -618,23 +752,31 @@
       </w:pPr>
       <w:r>
         <w:rPr>
+          <w:rtl/>
+          <w:cs/>
           <w:lang w:val="ar_AE" w:bidi="ar_AE"/>
         </w:rPr>
       </w:r>
       <w:r>
         <w:rPr>
           <w:b/>
+          <w:rtl/>
+          <w:cs/>
           <w:lang w:val="ar_AE" w:bidi="ar_AE"/>
         </w:rPr>
         <w:t>الشعور بالنسيان والهَجر من قِبَل الله (5).</w:t>
       </w:r>
       <w:r>
         <w:rPr>
-          <w:lang w:val="ar_AE" w:bidi="ar_AE"/>
-        </w:rPr>
-      </w:r>
-      <w:r>
-        <w:rPr>
+          <w:rtl/>
+          <w:cs/>
+          <w:lang w:val="ar_AE" w:bidi="ar_AE"/>
+        </w:rPr>
+      </w:r>
+      <w:r>
+        <w:rPr>
+          <w:rtl/>
+          <w:cs/>
           <w:lang w:val="ar_AE" w:bidi="ar_AE"/>
         </w:rPr>
       </w:r>
